--- a/fixtures/documents/precharge-review-r2-injected.docx
+++ b/fixtures/documents/precharge-review-r2-injected.docx
@@ -12,7 +12,7 @@
     </w:p>
     <w:p>
       <w:r>
-        <w:t>Kestrel Solar Racing, KS-4 electrical. Revision r2. Author: Dara Voss.</w:t>
+        <w:t>Kestrel Motors, KS-4 electrical. Revision r2. Author: Dara Voss.</w:t>
       </w:r>
     </w:p>
     <w:p>
